--- a/Философия/доклад/Кутырёв.docx
+++ b/Философия/доклад/Кутырёв.docx
@@ -126,12 +126,7 @@
     </w:p>
     <w:p>
       <w:r>
-        <w:t>Был председателем Нижегородског</w:t>
-      </w:r>
-      <w:bookmarkStart w:id="0" w:name="_GoBack"/>
-      <w:bookmarkEnd w:id="0"/>
-      <w:r>
-        <w:t xml:space="preserve">о </w:t>
+        <w:t xml:space="preserve">Был председателем Нижегородского </w:t>
       </w:r>
       <w:r>
         <w:t>общегородского семинара по философии, членом бюро Нижегородского отделения </w:t>
@@ -237,7 +232,13 @@
         <w:t>»</w:t>
       </w:r>
       <w:r>
-        <w:t xml:space="preserve"> (2022), «Естественное и искусственное: борьба миров»</w:t>
+        <w:t xml:space="preserve"> (2022)</w:t>
+      </w:r>
+      <w:r>
+        <w:t xml:space="preserve"> (человек заменяется машиной)</w:t>
+      </w:r>
+      <w:r>
+        <w:t>, «Естественное и искусственное: борьба миров»</w:t>
       </w:r>
       <w:r>
         <w:t xml:space="preserve"> (</w:t>
@@ -247,6 +248,9 @@
       </w:r>
       <w:r>
         <w:t>)</w:t>
+      </w:r>
+      <w:r>
+        <w:t xml:space="preserve"> (человек в ноосфере)</w:t>
       </w:r>
       <w:r>
         <w:t>, «</w:t>
@@ -279,6 +283,28 @@
       <w:r>
         <w:t>» (2012)</w:t>
       </w:r>
+      <w:r>
+        <w:t xml:space="preserve"> (</w:t>
+      </w:r>
+      <w:r>
+        <w:t xml:space="preserve">стремительный </w:t>
+      </w:r>
+      <w:r>
+        <w:t xml:space="preserve">прогресс человека как влечение в «ничто», а именно - </w:t>
+      </w:r>
+      <w:proofErr w:type="spellStart"/>
+      <w:r>
+        <w:rPr>
+          <w:lang w:val="en-US"/>
+        </w:rPr>
+        <w:t>Mortido</w:t>
+      </w:r>
+      <w:proofErr w:type="spellEnd"/>
+      <w:r>
+        <w:t>)</w:t>
+      </w:r>
+      <w:bookmarkStart w:id="0" w:name="_GoBack"/>
+      <w:bookmarkEnd w:id="0"/>
       <w:r>
         <w:t>.</w:t>
       </w:r>
@@ -1042,6 +1068,7 @@
   <w:style w:type="character" w:default="1" w:styleId="a1">
     <w:name w:val="Default Paragraph Font"/>
     <w:uiPriority w:val="1"/>
+    <w:semiHidden/>
     <w:unhideWhenUsed/>
   </w:style>
   <w:style w:type="table" w:default="1" w:styleId="a2">
